--- a/compliance/06_State_Student_Privacy_Matrix.docx
+++ b/compliance/06_State_Student_Privacy_Matrix.docx
@@ -4,7 +4,7 @@
   <w:body>
     <w:p>
       <w:pPr>
-        <w:spacing w:before="0" w:after="200"/>
+        <w:spacing w:after="200"/>
         <w:pBdr>
           <w:bottom w:val="single" w:sz="12" w:space="4" w:color="2A9D8F"/>
         </w:pBdr>
